--- a/dq2/drop_quiz_02.docx
+++ b/dq2/drop_quiz_02.docx
@@ -23,7 +23,7 @@
       <w:pPr>
         <w:jc w:val="center"/>
         <w:rPr>
-          <w:rFonts w:ascii="Sarabun" w:hAnsi="Sarabun" w:cs="Sarabun" w:hint="cs"/>
+          <w:rFonts w:ascii="Sarabun" w:hAnsi="Sarabun" w:cs="Sarabun"/>
           <w:b/>
           <w:bCs/>
           <w:sz w:val="36"/>
@@ -67,7 +67,7 @@
       <w:pPr>
         <w:jc w:val="both"/>
         <w:rPr>
-          <w:rFonts w:ascii="Sarabun" w:hAnsi="Sarabun" w:cs="Sarabun"/>
+          <w:rFonts w:ascii="Sarabun" w:hAnsi="Sarabun" w:cs="Sarabun" w:hint="cs"/>
           <w:b/>
           <w:bCs/>
           <w:sz w:val="24"/>
@@ -1821,7 +1821,7 @@
     <w:p>
       <w:pPr>
         <w:rPr>
-          <w:rFonts w:ascii="Sarabun" w:hAnsi="Sarabun" w:cs="Sarabun" w:hint="cs"/>
+          <w:rFonts w:ascii="Sarabun" w:hAnsi="Sarabun" w:cs="Sarabun"/>
           <w:sz w:val="24"/>
           <w:szCs w:val="24"/>
           <w:lang w:eastAsia="ja-JP"/>
@@ -1852,7 +1852,7 @@
     <w:p>
       <w:pPr>
         <w:rPr>
-          <w:rFonts w:ascii="Sarabun" w:hAnsi="Sarabun" w:cs="Sarabun" w:hint="cs"/>
+          <w:rFonts w:ascii="Sarabun" w:hAnsi="Sarabun" w:cs="Sarabun"/>
           <w:sz w:val="24"/>
           <w:szCs w:val="24"/>
           <w:lang w:eastAsia="ja-JP"/>
@@ -2274,7 +2274,7 @@
     <w:p>
       <w:pPr>
         <w:rPr>
-          <w:rFonts w:ascii="Sarabun" w:hAnsi="Sarabun" w:cs="Sarabun" w:hint="cs"/>
+          <w:rFonts w:ascii="Sarabun" w:hAnsi="Sarabun" w:cs="Sarabun"/>
           <w:sz w:val="24"/>
           <w:szCs w:val="24"/>
           <w:lang w:eastAsia="ja-JP"/>
@@ -2356,6 +2356,15 @@
           <w:lang w:eastAsia="ja-JP"/>
         </w:rPr>
         <w:t>----------------</w:t>
+      </w:r>
+      <w:r>
+        <w:rPr>
+          <w:rFonts w:ascii="Sarabun" w:hAnsi="Sarabun" w:cs="Sarabun"/>
+          <w:sz w:val="24"/>
+          <w:szCs w:val="24"/>
+          <w:lang w:eastAsia="ja-JP"/>
+        </w:rPr>
+        <w:tab/>
       </w:r>
     </w:p>
     <w:p>
